--- a/StudentFolders/A1/Wentao Z/Proposal.docx
+++ b/StudentFolders/A1/Wentao Z/Proposal.docx
@@ -47,6 +47,9 @@
     </w:p>
     <w:p>
       <w:r>
+        <w:rPr>
+          <w:noProof/>
+        </w:rPr>
         <w:drawing>
           <wp:inline distT="0" distB="0" distL="0" distR="0" wp14:anchorId="42171AC4" wp14:editId="14C16004">
             <wp:extent cx="4292600" cy="2279650"/>
@@ -1064,6 +1067,9 @@
     </w:p>
     <w:p>
       <w:r>
+        <w:rPr>
+          <w:noProof/>
+        </w:rPr>
         <w:drawing>
           <wp:inline distT="0" distB="0" distL="0" distR="0" wp14:anchorId="0B6AAF64" wp14:editId="2C088606">
             <wp:extent cx="2432050" cy="1892300"/>
@@ -1265,6 +1271,9 @@
     </w:p>
     <w:p>
       <w:r>
+        <w:rPr>
+          <w:noProof/>
+        </w:rPr>
         <w:lastRenderedPageBreak/>
         <w:drawing>
           <wp:inline distT="0" distB="0" distL="0" distR="0" wp14:anchorId="16D74F2B" wp14:editId="5593ABB2">
@@ -1364,6 +1373,9 @@
     <w:p/>
     <w:p>
       <w:r>
+        <w:rPr>
+          <w:noProof/>
+        </w:rPr>
         <w:lastRenderedPageBreak/>
         <w:drawing>
           <wp:inline distT="0" distB="0" distL="0" distR="0" wp14:anchorId="5D04F52B" wp14:editId="1D2EB6F7">
@@ -1420,6 +1432,9 @@
         <w:br/>
       </w:r>
       <w:r>
+        <w:rPr>
+          <w:noProof/>
+        </w:rPr>
         <w:drawing>
           <wp:inline distT="0" distB="0" distL="0" distR="0" wp14:anchorId="223E5694" wp14:editId="0DFA1CB0">
             <wp:extent cx="2724150" cy="2609850"/>
@@ -1513,6 +1528,9 @@
         <w:br/>
       </w:r>
       <w:r>
+        <w:rPr>
+          <w:noProof/>
+        </w:rPr>
         <w:drawing>
           <wp:inline distT="0" distB="0" distL="0" distR="0" wp14:anchorId="4C8C2B14" wp14:editId="5BCCC4A3">
             <wp:extent cx="2546350" cy="2667000"/>
@@ -1695,13 +1713,8 @@
       </w:r>
       <w:proofErr w:type="spellEnd"/>
       <w:r>
-        <w:t xml:space="preserve"> </w:t>
-      </w:r>
-      <w:proofErr w:type="spellStart"/>
-      <w:r>
-        <w:t>dir</w:t>
-      </w:r>
-      <w:proofErr w:type="spellEnd"/>
+        <w:t xml:space="preserve"> dir</w:t>
+      </w:r>
     </w:p>
     <w:p>
       <w:r>
@@ -1709,6 +1722,9 @@
         <w:br/>
       </w:r>
       <w:r>
+        <w:rPr>
+          <w:noProof/>
+        </w:rPr>
         <w:drawing>
           <wp:inline distT="0" distB="0" distL="0" distR="0" wp14:anchorId="385D8AC3" wp14:editId="242DD967">
             <wp:extent cx="5943600" cy="3702050"/>
@@ -1801,6 +1817,9 @@
         <w:br/>
       </w:r>
       <w:r>
+        <w:rPr>
+          <w:noProof/>
+        </w:rPr>
         <w:lastRenderedPageBreak/>
         <w:drawing>
           <wp:inline distT="0" distB="0" distL="0" distR="0" wp14:anchorId="77A13546" wp14:editId="7D5E3117">
@@ -1855,6 +1874,9 @@
         <w:br/>
       </w:r>
       <w:r>
+        <w:rPr>
+          <w:noProof/>
+        </w:rPr>
         <w:drawing>
           <wp:inline distT="0" distB="0" distL="0" distR="0" wp14:anchorId="7E85C7D8" wp14:editId="218E378B">
             <wp:extent cx="5943600" cy="3727450"/>
@@ -2094,6 +2116,9 @@
     </w:p>
     <w:p>
       <w:r>
+        <w:rPr>
+          <w:noProof/>
+        </w:rPr>
         <w:lastRenderedPageBreak/>
         <w:drawing>
           <wp:inline distT="0" distB="0" distL="0" distR="0" wp14:anchorId="6D50AEC4" wp14:editId="67F59075">
@@ -2147,6 +2172,9 @@
     </w:p>
     <w:p>
       <w:r>
+        <w:rPr>
+          <w:noProof/>
+        </w:rPr>
         <w:lastRenderedPageBreak/>
         <w:drawing>
           <wp:inline distT="0" distB="0" distL="0" distR="0" wp14:anchorId="4B4D7470" wp14:editId="52B3C4D9">
@@ -3425,6 +3453,7 @@
   <w:style w:type="character" w:default="1" w:styleId="DefaultParagraphFont">
     <w:name w:val="Default Paragraph Font"/>
     <w:uiPriority w:val="1"/>
+    <w:semiHidden/>
     <w:unhideWhenUsed/>
   </w:style>
   <w:style w:type="table" w:default="1" w:styleId="TableNormal">

--- a/StudentFolders/A1/Wentao Z/Proposal.docx
+++ b/StudentFolders/A1/Wentao Z/Proposal.docx
@@ -19,15 +19,7 @@
     </w:p>
     <w:p>
       <w:r>
-        <w:t xml:space="preserve">Jump around on platforms going </w:t>
-      </w:r>
-      <w:proofErr w:type="gramStart"/>
-      <w:r>
-        <w:t>higher and higher</w:t>
-      </w:r>
-      <w:proofErr w:type="gramEnd"/>
-      <w:r>
-        <w:t xml:space="preserve"> with power ups along the way</w:t>
+        <w:t>Jump around on platforms going higher and higher with power ups along the way</w:t>
       </w:r>
     </w:p>
     <w:p>
@@ -121,26 +113,13 @@
       </w:r>
     </w:p>
     <w:p>
-      <w:proofErr w:type="gramStart"/>
-      <w:r>
-        <w:t>Top down</w:t>
-      </w:r>
-      <w:proofErr w:type="gramEnd"/>
-      <w:r>
-        <w:t xml:space="preserve"> shooter game</w:t>
-      </w:r>
-    </w:p>
-    <w:p>
-      <w:r>
-        <w:t xml:space="preserve">Shoot enemies coming from around the screen that are shooting back, </w:t>
-      </w:r>
-      <w:proofErr w:type="gramStart"/>
-      <w:r>
-        <w:t>Have the ability to</w:t>
-      </w:r>
-      <w:proofErr w:type="gramEnd"/>
-      <w:r>
-        <w:t xml:space="preserve"> unlock new weapons</w:t>
+      <w:r>
+        <w:t>Top down shooter game</w:t>
+      </w:r>
+    </w:p>
+    <w:p>
+      <w:r>
+        <w:t>Shoot enemies coming from around the screen that are shooting back, Have the ability to unlock new weapons</w:t>
       </w:r>
     </w:p>
     <w:p>
@@ -150,51 +129,14 @@
     </w:p>
     <w:p>
       <w:r>
-        <w:t xml:space="preserve">Class particle, </w:t>
-      </w:r>
-      <w:proofErr w:type="gramStart"/>
-      <w:r>
-        <w:t xml:space="preserve">Encapsulation,   </w:t>
-      </w:r>
-      <w:proofErr w:type="gramEnd"/>
+        <w:t xml:space="preserve">Class particle, Encapsulation,   </w:t>
+      </w:r>
       <w:r>
         <w:rPr>
           <w:b/>
           <w:bCs/>
         </w:rPr>
-        <w:t>Color and transparency (</w:t>
-      </w:r>
-      <w:proofErr w:type="gramStart"/>
-      <w:r>
-        <w:rPr>
-          <w:b/>
-          <w:bCs/>
-        </w:rPr>
-        <w:t>fill(</w:t>
-      </w:r>
-      <w:proofErr w:type="gramEnd"/>
-      <w:r>
-        <w:rPr>
-          <w:b/>
-          <w:bCs/>
-        </w:rPr>
-        <w:t xml:space="preserve">), </w:t>
-      </w:r>
-      <w:proofErr w:type="gramStart"/>
-      <w:r>
-        <w:rPr>
-          <w:b/>
-          <w:bCs/>
-        </w:rPr>
-        <w:t>stroke(</w:t>
-      </w:r>
-      <w:proofErr w:type="gramEnd"/>
-      <w:r>
-        <w:rPr>
-          <w:b/>
-          <w:bCs/>
-        </w:rPr>
-        <w:t>), alpha)</w:t>
+        <w:t>Color and transparency (fill(), stroke(), alpha)</w:t>
       </w:r>
       <w:r>
         <w:t xml:space="preserve"> — for visual polish.</w:t>
@@ -225,22 +167,12 @@
       </w:r>
     </w:p>
     <w:p>
-      <w:proofErr w:type="gramStart"/>
       <w:r>
         <w:rPr>
           <w:b/>
           <w:bCs/>
         </w:rPr>
-        <w:lastRenderedPageBreak/>
-        <w:t>Millis(</w:t>
-      </w:r>
-      <w:proofErr w:type="gramEnd"/>
-      <w:r>
-        <w:rPr>
-          <w:b/>
-          <w:bCs/>
-        </w:rPr>
-        <w:t>)</w:t>
+        <w:t>Millis()</w:t>
       </w:r>
     </w:p>
     <w:p>
@@ -249,25 +181,14 @@
       </w:r>
     </w:p>
     <w:p>
-      <w:proofErr w:type="spellStart"/>
-      <w:proofErr w:type="gramStart"/>
-      <w:r>
-        <w:t>PVector.sub</w:t>
-      </w:r>
-      <w:proofErr w:type="spellEnd"/>
-      <w:r>
-        <w:t>(</w:t>
-      </w:r>
-      <w:proofErr w:type="gramEnd"/>
-      <w:r>
-        <w:t>mouse, player)</w:t>
+      <w:r>
+        <w:t>PVector.sub(mouse, player)</w:t>
       </w:r>
     </w:p>
     <w:p>
       <w:r>
         <w:t>  </w:t>
       </w:r>
-      <w:proofErr w:type="spellStart"/>
       <w:r>
         <w:rPr>
           <w:b/>
@@ -275,7 +196,6 @@
         </w:rPr>
         <w:t>PVector</w:t>
       </w:r>
-      <w:proofErr w:type="spellEnd"/>
       <w:r>
         <w:t xml:space="preserve"> — for position, velocity, and direction math</w:t>
       </w:r>
@@ -288,7 +208,6 @@
       <w:r>
         <w:t>  </w:t>
       </w:r>
-      <w:proofErr w:type="spellStart"/>
       <w:r>
         <w:rPr>
           <w:b/>
@@ -296,7 +215,6 @@
         </w:rPr>
         <w:t>PImage</w:t>
       </w:r>
-      <w:proofErr w:type="spellEnd"/>
       <w:r>
         <w:t xml:space="preserve"> — for loading sprites or backgrounds</w:t>
       </w:r>
@@ -305,173 +223,57 @@
       <w:r>
         <w:t>  </w:t>
       </w:r>
-      <w:proofErr w:type="spellStart"/>
-      <w:proofErr w:type="gramStart"/>
       <w:r>
         <w:rPr>
           <w:b/>
           <w:bCs/>
         </w:rPr>
-        <w:t>colorMode</w:t>
-      </w:r>
-      <w:proofErr w:type="spellEnd"/>
+        <w:t>colorMode(HSB)</w:t>
+      </w:r>
+      <w:r>
+        <w:t xml:space="preserve"> — for flashy effects</w:t>
+      </w:r>
+    </w:p>
+    <w:p>
+      <w:r>
+        <w:t>  </w:t>
+      </w:r>
       <w:r>
         <w:rPr>
           <w:b/>
           <w:bCs/>
         </w:rPr>
-        <w:t>(HSB)</w:t>
-      </w:r>
-      <w:r>
-        <w:t xml:space="preserve"> —</w:t>
-      </w:r>
-      <w:proofErr w:type="gramEnd"/>
-      <w:r>
-        <w:t xml:space="preserve"> for flashy effects</w:t>
+        <w:t>dist()</w:t>
+      </w:r>
+      <w:r>
+        <w:t>, atan2(), cos(), sin() — for directional shooting, rotation, and geometry</w:t>
       </w:r>
     </w:p>
     <w:p>
       <w:r>
         <w:t>  </w:t>
       </w:r>
-      <w:proofErr w:type="spellStart"/>
-      <w:proofErr w:type="gramStart"/>
       <w:r>
         <w:rPr>
           <w:b/>
           <w:bCs/>
         </w:rPr>
-        <w:t>dist</w:t>
-      </w:r>
-      <w:proofErr w:type="spellEnd"/>
+        <w:t>translate() + rotate()</w:t>
+      </w:r>
+      <w:r>
+        <w:t xml:space="preserve"> — to rotate ships or effects</w:t>
+      </w:r>
+    </w:p>
+    <w:p>
+      <w:r>
+        <w:t>  </w:t>
+      </w:r>
       <w:r>
         <w:rPr>
           <w:b/>
           <w:bCs/>
         </w:rPr>
-        <w:t>(</w:t>
-      </w:r>
-      <w:proofErr w:type="gramEnd"/>
-      <w:r>
-        <w:rPr>
-          <w:b/>
-          <w:bCs/>
-        </w:rPr>
-        <w:t>)</w:t>
-      </w:r>
-      <w:r>
-        <w:t xml:space="preserve">, atan2(), </w:t>
-      </w:r>
-      <w:proofErr w:type="gramStart"/>
-      <w:r>
-        <w:t>cos(</w:t>
-      </w:r>
-      <w:proofErr w:type="gramEnd"/>
-      <w:r>
-        <w:t xml:space="preserve">), </w:t>
-      </w:r>
-      <w:proofErr w:type="gramStart"/>
-      <w:r>
-        <w:t>sin(</w:t>
-      </w:r>
-      <w:proofErr w:type="gramEnd"/>
-      <w:r>
-        <w:t>) — for directional shooting, rotation, and geometry</w:t>
-      </w:r>
-    </w:p>
-    <w:p>
-      <w:r>
-        <w:t>  </w:t>
-      </w:r>
-      <w:proofErr w:type="gramStart"/>
-      <w:r>
-        <w:rPr>
-          <w:b/>
-          <w:bCs/>
-        </w:rPr>
-        <w:t>translate(</w:t>
-      </w:r>
-      <w:proofErr w:type="gramEnd"/>
-      <w:r>
-        <w:rPr>
-          <w:b/>
-          <w:bCs/>
-        </w:rPr>
-        <w:t xml:space="preserve">) + </w:t>
-      </w:r>
-      <w:proofErr w:type="gramStart"/>
-      <w:r>
-        <w:rPr>
-          <w:b/>
-          <w:bCs/>
-        </w:rPr>
-        <w:t>rotate(</w:t>
-      </w:r>
-      <w:proofErr w:type="gramEnd"/>
-      <w:r>
-        <w:rPr>
-          <w:b/>
-          <w:bCs/>
-        </w:rPr>
-        <w:t>)</w:t>
-      </w:r>
-      <w:r>
-        <w:t xml:space="preserve"> — to rotate ships or effects</w:t>
-      </w:r>
-    </w:p>
-    <w:p>
-      <w:r>
-        <w:t>  </w:t>
-      </w:r>
-      <w:proofErr w:type="spellStart"/>
-      <w:proofErr w:type="gramStart"/>
-      <w:r>
-        <w:rPr>
-          <w:b/>
-          <w:bCs/>
-        </w:rPr>
-        <w:t>pushMatrix</w:t>
-      </w:r>
-      <w:proofErr w:type="spellEnd"/>
-      <w:r>
-        <w:rPr>
-          <w:b/>
-          <w:bCs/>
-        </w:rPr>
-        <w:t>(</w:t>
-      </w:r>
-      <w:proofErr w:type="gramEnd"/>
-      <w:r>
-        <w:rPr>
-          <w:b/>
-          <w:bCs/>
-        </w:rPr>
-        <w:t xml:space="preserve">) / </w:t>
-      </w:r>
-      <w:proofErr w:type="spellStart"/>
-      <w:proofErr w:type="gramStart"/>
-      <w:r>
-        <w:rPr>
-          <w:b/>
-          <w:bCs/>
-        </w:rPr>
-        <w:t>popMatrix</w:t>
-      </w:r>
-      <w:proofErr w:type="spellEnd"/>
-      <w:r>
-        <w:rPr>
-          <w:b/>
-          <w:bCs/>
-        </w:rPr>
-        <w:t>(</w:t>
-      </w:r>
-      <w:proofErr w:type="gramEnd"/>
-      <w:r>
-        <w:rPr>
-          <w:b/>
-          <w:bCs/>
-        </w:rPr>
-        <w:t>)</w:t>
+        <w:t>pushMatrix() / popMatrix()</w:t>
       </w:r>
       <w:r>
         <w:t xml:space="preserve"> — to isolate transformations</w:t>
@@ -575,17 +377,8 @@
                 <w:b/>
                 <w:bCs/>
               </w:rPr>
-              <w:t xml:space="preserve">Managing </w:t>
+              <w:t>Managing ArrayLists</w:t>
             </w:r>
-            <w:proofErr w:type="spellStart"/>
-            <w:r>
-              <w:rPr>
-                <w:b/>
-                <w:bCs/>
-              </w:rPr>
-              <w:t>ArrayLists</w:t>
-            </w:r>
-            <w:proofErr w:type="spellEnd"/>
           </w:p>
         </w:tc>
       </w:tr>
@@ -678,41 +471,7 @@
               <w:t>backward</w:t>
             </w:r>
             <w:r>
-              <w:t xml:space="preserve"> or use for (int </w:t>
-            </w:r>
-            <w:proofErr w:type="spellStart"/>
-            <w:r>
-              <w:t>i</w:t>
-            </w:r>
-            <w:proofErr w:type="spellEnd"/>
-            <w:r>
-              <w:t xml:space="preserve"> = </w:t>
-            </w:r>
-            <w:proofErr w:type="spellStart"/>
-            <w:proofErr w:type="gramStart"/>
-            <w:r>
-              <w:t>list.size</w:t>
-            </w:r>
-            <w:proofErr w:type="spellEnd"/>
-            <w:proofErr w:type="gramEnd"/>
-            <w:r>
-              <w:t xml:space="preserve">()-1; </w:t>
-            </w:r>
-            <w:proofErr w:type="spellStart"/>
-            <w:r>
-              <w:t>i</w:t>
-            </w:r>
-            <w:proofErr w:type="spellEnd"/>
-            <w:r>
-              <w:t xml:space="preserve"> &gt;= 0; </w:t>
-            </w:r>
-            <w:proofErr w:type="spellStart"/>
-            <w:r>
-              <w:t>i</w:t>
-            </w:r>
-            <w:proofErr w:type="spellEnd"/>
-            <w:r>
-              <w:t>--).</w:t>
+              <w:t xml:space="preserve"> or use for (int i = list.size()-1; i &gt;= 0; i--).</w:t>
             </w:r>
           </w:p>
         </w:tc>
@@ -720,49 +479,12 @@
     </w:tbl>
     <w:p>
       <w:r>
-        <w:t xml:space="preserve">Use </w:t>
-      </w:r>
-      <w:proofErr w:type="spellStart"/>
-      <w:proofErr w:type="gramStart"/>
-      <w:r>
-        <w:t>colorMode</w:t>
-      </w:r>
-      <w:proofErr w:type="spellEnd"/>
-      <w:r>
-        <w:t>(</w:t>
-      </w:r>
-      <w:proofErr w:type="gramEnd"/>
-      <w:r>
-        <w:t>HSB, 360, 100, 100, 100); and lower the alpha on the fill (like 10–30) for smoother glowing fades.</w:t>
-      </w:r>
-    </w:p>
-    <w:p>
-      <w:r>
-        <w:t>You can animate the hue of each trail segment for a rainbow streak effect (</w:t>
-      </w:r>
-      <w:proofErr w:type="gramStart"/>
-      <w:r>
-        <w:t>fill(</w:t>
-      </w:r>
-      <w:proofErr w:type="gramEnd"/>
-      <w:r>
-        <w:t>(</w:t>
-      </w:r>
-      <w:proofErr w:type="spellStart"/>
-      <w:r>
-        <w:t>frameCount</w:t>
-      </w:r>
-      <w:proofErr w:type="spellEnd"/>
-      <w:r>
-        <w:t xml:space="preserve"> + </w:t>
-      </w:r>
-      <w:proofErr w:type="spellStart"/>
-      <w:r>
-        <w:t>i</w:t>
-      </w:r>
-      <w:proofErr w:type="spellEnd"/>
-      <w:r>
-        <w:t xml:space="preserve"> * 10) % 360, 100, 100, alpha)).</w:t>
+        <w:t>Use colorMode(HSB, 360, 100, 100, 100); and lower the alpha on the fill (like 10–30) for smoother glowing fades.</w:t>
+      </w:r>
+    </w:p>
+    <w:p>
+      <w:r>
+        <w:t>You can animate the hue of each trail segment for a rainbow streak effect (fill((frameCount + i * 10) % 360, 100, 100, alpha)).</w:t>
       </w:r>
     </w:p>
     <w:p>
@@ -792,7 +514,6 @@
         </w:numPr>
       </w:pPr>
       <w:r>
-        <w:lastRenderedPageBreak/>
         <w:t>Has a short lifespan</w:t>
       </w:r>
     </w:p>
@@ -814,45 +535,9 @@
           <w:numId w:val="3"/>
         </w:numPr>
       </w:pPr>
-      <w:proofErr w:type="gramStart"/>
-      <w:r>
-        <w:t>Maybe</w:t>
-      </w:r>
-      <w:proofErr w:type="gramEnd"/>
-      <w:r>
-        <w:t xml:space="preserve"> moves a little randomly (</w:t>
-      </w:r>
-      <w:proofErr w:type="spellStart"/>
-      <w:proofErr w:type="gramStart"/>
-      <w:r>
-        <w:t>vel.add</w:t>
-      </w:r>
-      <w:proofErr w:type="spellEnd"/>
-      <w:r>
-        <w:t>(</w:t>
-      </w:r>
-      <w:proofErr w:type="gramEnd"/>
-      <w:r>
-        <w:t>PVector.random2D(</w:t>
-      </w:r>
-      <w:proofErr w:type="gramStart"/>
-      <w:r>
-        <w:t>).</w:t>
-      </w:r>
-      <w:proofErr w:type="spellStart"/>
-      <w:r>
-        <w:t>mult</w:t>
-      </w:r>
-      <w:proofErr w:type="spellEnd"/>
-      <w:proofErr w:type="gramEnd"/>
-      <w:r>
-        <w:t>(0.1</w:t>
-      </w:r>
-      <w:proofErr w:type="gramStart"/>
-      <w:r>
-        <w:t>));)</w:t>
-      </w:r>
-      <w:proofErr w:type="gramEnd"/>
+      <w:r>
+        <w:t>Maybe moves a little randomly (vel.add(PVector.random2D().mult(0.1));)</w:t>
+      </w:r>
     </w:p>
     <w:p>
       <w:r>
@@ -896,24 +581,9 @@
           <w:numId w:val="4"/>
         </w:numPr>
       </w:pPr>
-      <w:proofErr w:type="spellStart"/>
-      <w:proofErr w:type="gramStart"/>
-      <w:r>
-        <w:t>colorMode</w:t>
-      </w:r>
-      <w:proofErr w:type="spellEnd"/>
-      <w:r>
-        <w:t>(</w:t>
-      </w:r>
-      <w:proofErr w:type="gramEnd"/>
-      <w:r>
-        <w:t>HSB, 360, 100, 100, 100</w:t>
-      </w:r>
-      <w:proofErr w:type="gramStart"/>
-      <w:r>
-        <w:t>);</w:t>
-      </w:r>
-      <w:proofErr w:type="gramEnd"/>
+      <w:r>
+        <w:t>colorMode(HSB, 360, 100, 100, 100);</w:t>
+      </w:r>
     </w:p>
     <w:p>
       <w:pPr>
@@ -969,85 +639,17 @@
     </w:p>
     <w:p>
       <w:r>
-        <w:t xml:space="preserve">·       </w:t>
-      </w:r>
-      <w:proofErr w:type="gramStart"/>
-      <w:r>
-        <w:t>float</w:t>
-      </w:r>
-      <w:proofErr w:type="gramEnd"/>
-      <w:r>
-        <w:t xml:space="preserve"> shake = </w:t>
-      </w:r>
-      <w:proofErr w:type="gramStart"/>
-      <w:r>
-        <w:t>10;</w:t>
-      </w:r>
-      <w:proofErr w:type="gramEnd"/>
-    </w:p>
-    <w:p>
-      <w:r>
-        <w:t xml:space="preserve">·       </w:t>
-      </w:r>
-      <w:proofErr w:type="gramStart"/>
-      <w:r>
-        <w:t>translate(random(</w:t>
-      </w:r>
-      <w:proofErr w:type="gramEnd"/>
-      <w:r>
-        <w:t xml:space="preserve">-shake, shake), </w:t>
-      </w:r>
-      <w:proofErr w:type="gramStart"/>
-      <w:r>
-        <w:t>random(</w:t>
-      </w:r>
-      <w:proofErr w:type="gramEnd"/>
-      <w:r>
-        <w:t>-shake, shake)</w:t>
-      </w:r>
-      <w:proofErr w:type="gramStart"/>
-      <w:r>
-        <w:t>);</w:t>
-      </w:r>
-      <w:proofErr w:type="gramEnd"/>
-    </w:p>
-    <w:p>
-      <w:r>
-        <w:t>·    </w:t>
-      </w:r>
-      <w:proofErr w:type="gramStart"/>
-      <w:r>
-        <w:t xml:space="preserve">   (</w:t>
-      </w:r>
-      <w:proofErr w:type="gramEnd"/>
-      <w:r>
-        <w:t xml:space="preserve">Reset with </w:t>
-      </w:r>
-      <w:proofErr w:type="spellStart"/>
-      <w:proofErr w:type="gramStart"/>
-      <w:r>
-        <w:t>pushMatrix</w:t>
-      </w:r>
-      <w:proofErr w:type="spellEnd"/>
-      <w:r>
-        <w:t>(</w:t>
-      </w:r>
-      <w:proofErr w:type="gramEnd"/>
-      <w:r>
-        <w:t xml:space="preserve">) / </w:t>
-      </w:r>
-      <w:proofErr w:type="spellStart"/>
-      <w:proofErr w:type="gramStart"/>
-      <w:r>
-        <w:t>popMatrix</w:t>
-      </w:r>
-      <w:proofErr w:type="spellEnd"/>
-      <w:r>
-        <w:t>(</w:t>
-      </w:r>
-      <w:proofErr w:type="gramEnd"/>
-      <w:r>
-        <w:t>) around your drawing code.)</w:t>
+        <w:t>·       float shake = 10;</w:t>
+      </w:r>
+    </w:p>
+    <w:p>
+      <w:r>
+        <w:t>·       translate(random(-shake, shake), random(-shake, shake));</w:t>
+      </w:r>
+    </w:p>
+    <w:p>
+      <w:r>
+        <w:t>·       (Reset with pushMatrix() / popMatrix() around your drawing code.)</w:t>
       </w:r>
     </w:p>
     <w:p>
@@ -1122,21 +724,8 @@
     </w:p>
     <w:p>
       <w:r>
-        <w:t xml:space="preserve">vel = </w:t>
-      </w:r>
-      <w:proofErr w:type="spellStart"/>
-      <w:r>
-        <w:t>PVector.fromAngle</w:t>
-      </w:r>
-      <w:proofErr w:type="spellEnd"/>
-      <w:r>
-        <w:t>(angle</w:t>
-      </w:r>
-      <w:proofErr w:type="gramStart"/>
-      <w:r>
-        <w:t>);</w:t>
-      </w:r>
-      <w:proofErr w:type="gramEnd"/>
+        <w:t>vel = PVector.fromAngle(angle);</w:t>
+      </w:r>
     </w:p>
     <w:p>
       <w:r>
@@ -1145,24 +734,7 @@
     </w:p>
     <w:p>
       <w:r>
-        <w:lastRenderedPageBreak/>
-        <w:t xml:space="preserve">  Using </w:t>
-      </w:r>
-      <w:proofErr w:type="gramStart"/>
-      <w:r>
-        <w:t>sin(</w:t>
-      </w:r>
-      <w:proofErr w:type="gramEnd"/>
-      <w:r>
-        <w:t xml:space="preserve">) and </w:t>
-      </w:r>
-      <w:proofErr w:type="gramStart"/>
-      <w:r>
-        <w:t>cos(</w:t>
-      </w:r>
-      <w:proofErr w:type="gramEnd"/>
-      <w:r>
-        <w:t>) to set directions and rotations.</w:t>
+        <w:t>  Using sin() and cos() to set directions and rotations.</w:t>
       </w:r>
     </w:p>
     <w:p>
@@ -1274,7 +846,6 @@
         <w:rPr>
           <w:noProof/>
         </w:rPr>
-        <w:lastRenderedPageBreak/>
         <w:drawing>
           <wp:inline distT="0" distB="0" distL="0" distR="0" wp14:anchorId="16D74F2B" wp14:editId="5593ABB2">
             <wp:extent cx="5937250" cy="3695700"/>
@@ -1376,7 +947,6 @@
         <w:rPr>
           <w:noProof/>
         </w:rPr>
-        <w:lastRenderedPageBreak/>
         <w:drawing>
           <wp:inline distT="0" distB="0" distL="0" distR="0" wp14:anchorId="5D04F52B" wp14:editId="1D2EB6F7">
             <wp:extent cx="5937250" cy="4292600"/>
@@ -1500,7 +1070,6 @@
         <w:br/>
       </w:r>
       <w:r>
-        <w:lastRenderedPageBreak/>
         <w:br/>
       </w:r>
       <w:r>
@@ -1683,42 +1252,17 @@
     <w:p/>
     <w:p>
       <w:r>
-        <w:t xml:space="preserve">Problems: </w:t>
-      </w:r>
-      <w:proofErr w:type="spellStart"/>
-      <w:r>
-        <w:t>PVector</w:t>
-      </w:r>
-      <w:proofErr w:type="spellEnd"/>
-      <w:r>
-        <w:t xml:space="preserve"> </w:t>
-      </w:r>
-      <w:proofErr w:type="spellStart"/>
-      <w:r>
-        <w:t>dir</w:t>
-      </w:r>
-      <w:proofErr w:type="spellEnd"/>
-      <w:r>
-        <w:t xml:space="preserve"> for class grenade</w:t>
+        <w:t>Problems: PVector dir for class grenade</w:t>
       </w:r>
     </w:p>
     <w:p/>
     <w:p>
       <w:r>
-        <w:t xml:space="preserve">Goals for next class Intersection between polygon and circle+ </w:t>
-      </w:r>
-      <w:proofErr w:type="spellStart"/>
-      <w:r>
-        <w:t>Pvector</w:t>
-      </w:r>
-      <w:proofErr w:type="spellEnd"/>
-      <w:r>
-        <w:t xml:space="preserve"> dir</w:t>
-      </w:r>
-    </w:p>
-    <w:p>
-      <w:r>
-        <w:lastRenderedPageBreak/>
+        <w:t>Goals for next class Intersection between polygon and circle+ Pvector dir</w:t>
+      </w:r>
+    </w:p>
+    <w:p>
+      <w:r>
         <w:br/>
       </w:r>
       <w:r>
@@ -1820,7 +1364,6 @@
         <w:rPr>
           <w:noProof/>
         </w:rPr>
-        <w:lastRenderedPageBreak/>
         <w:drawing>
           <wp:inline distT="0" distB="0" distL="0" distR="0" wp14:anchorId="77A13546" wp14:editId="7D5E3117">
             <wp:extent cx="5937250" cy="3733800"/>
@@ -1939,122 +1482,120 @@
         <w:br/>
       </w:r>
       <w:r>
-        <w:lastRenderedPageBreak/>
-        <w:br/>
-      </w:r>
-      <w:r>
-        <w:br/>
-      </w:r>
-      <w:r>
-        <w:br/>
-      </w:r>
-      <w:r>
-        <w:br/>
-      </w:r>
-      <w:r>
-        <w:br/>
-      </w:r>
-      <w:r>
-        <w:br/>
-      </w:r>
-      <w:r>
-        <w:br/>
-      </w:r>
-      <w:r>
-        <w:br/>
-      </w:r>
-      <w:r>
-        <w:br/>
-      </w:r>
-      <w:r>
-        <w:br/>
-      </w:r>
-      <w:r>
-        <w:br/>
-      </w:r>
-      <w:r>
-        <w:br/>
-      </w:r>
-      <w:r>
-        <w:br/>
-      </w:r>
-      <w:r>
-        <w:br/>
-      </w:r>
-      <w:r>
-        <w:br/>
-      </w:r>
-      <w:r>
-        <w:br/>
-      </w:r>
-      <w:r>
-        <w:br/>
-      </w:r>
-      <w:r>
-        <w:br/>
-      </w:r>
-      <w:r>
-        <w:br/>
-      </w:r>
-      <w:r>
-        <w:br/>
-      </w:r>
-      <w:r>
-        <w:br/>
-      </w:r>
-      <w:r>
-        <w:br/>
-      </w:r>
-      <w:r>
-        <w:br/>
-      </w:r>
-      <w:r>
-        <w:br/>
-      </w:r>
-      <w:r>
-        <w:br/>
-      </w:r>
-      <w:r>
-        <w:br/>
-      </w:r>
-      <w:r>
-        <w:br/>
-      </w:r>
-      <w:r>
-        <w:br/>
-      </w:r>
-      <w:r>
-        <w:br/>
-      </w:r>
-      <w:r>
-        <w:br/>
-      </w:r>
-      <w:r>
-        <w:br/>
-      </w:r>
-      <w:r>
-        <w:br/>
-      </w:r>
-      <w:r>
-        <w:br/>
-      </w:r>
-      <w:r>
-        <w:br/>
-      </w:r>
-      <w:r>
-        <w:br/>
-      </w:r>
-      <w:r>
-        <w:br/>
-      </w:r>
-      <w:r>
-        <w:br/>
-      </w:r>
-      <w:r>
-        <w:br/>
-      </w:r>
-      <w:r>
-        <w:lastRenderedPageBreak/>
+        <w:br/>
+      </w:r>
+      <w:r>
+        <w:br/>
+      </w:r>
+      <w:r>
+        <w:br/>
+      </w:r>
+      <w:r>
+        <w:br/>
+      </w:r>
+      <w:r>
+        <w:br/>
+      </w:r>
+      <w:r>
+        <w:br/>
+      </w:r>
+      <w:r>
+        <w:br/>
+      </w:r>
+      <w:r>
+        <w:br/>
+      </w:r>
+      <w:r>
+        <w:br/>
+      </w:r>
+      <w:r>
+        <w:br/>
+      </w:r>
+      <w:r>
+        <w:br/>
+      </w:r>
+      <w:r>
+        <w:br/>
+      </w:r>
+      <w:r>
+        <w:br/>
+      </w:r>
+      <w:r>
+        <w:br/>
+      </w:r>
+      <w:r>
+        <w:br/>
+      </w:r>
+      <w:r>
+        <w:br/>
+      </w:r>
+      <w:r>
+        <w:br/>
+      </w:r>
+      <w:r>
+        <w:br/>
+      </w:r>
+      <w:r>
+        <w:br/>
+      </w:r>
+      <w:r>
+        <w:br/>
+      </w:r>
+      <w:r>
+        <w:br/>
+      </w:r>
+      <w:r>
+        <w:br/>
+      </w:r>
+      <w:r>
+        <w:br/>
+      </w:r>
+      <w:r>
+        <w:br/>
+      </w:r>
+      <w:r>
+        <w:br/>
+      </w:r>
+      <w:r>
+        <w:br/>
+      </w:r>
+      <w:r>
+        <w:br/>
+      </w:r>
+      <w:r>
+        <w:br/>
+      </w:r>
+      <w:r>
+        <w:br/>
+      </w:r>
+      <w:r>
+        <w:br/>
+      </w:r>
+      <w:r>
+        <w:br/>
+      </w:r>
+      <w:r>
+        <w:br/>
+      </w:r>
+      <w:r>
+        <w:br/>
+      </w:r>
+      <w:r>
+        <w:br/>
+      </w:r>
+      <w:r>
+        <w:br/>
+      </w:r>
+      <w:r>
+        <w:br/>
+      </w:r>
+      <w:r>
+        <w:br/>
+      </w:r>
+      <w:r>
+        <w:br/>
+      </w:r>
+      <w:r>
         <w:br/>
       </w:r>
       <w:r>
@@ -2098,28 +1639,14 @@
     <w:p/>
     <w:p>
       <w:r>
-        <w:t xml:space="preserve">Goals for next class Intersection between polygon and circle+ </w:t>
-      </w:r>
-      <w:proofErr w:type="spellStart"/>
-      <w:r>
-        <w:t>Pvector</w:t>
-      </w:r>
-      <w:proofErr w:type="spellEnd"/>
-      <w:r>
-        <w:t xml:space="preserve"> </w:t>
-      </w:r>
-      <w:proofErr w:type="spellStart"/>
-      <w:r>
-        <w:t>dir</w:t>
-      </w:r>
-      <w:proofErr w:type="spellEnd"/>
+        <w:t>Goals for next class Intersection between polygon and circle+ Pvector dir</w:t>
+      </w:r>
     </w:p>
     <w:p>
       <w:r>
         <w:rPr>
           <w:noProof/>
         </w:rPr>
-        <w:lastRenderedPageBreak/>
         <w:drawing>
           <wp:inline distT="0" distB="0" distL="0" distR="0" wp14:anchorId="6D50AEC4" wp14:editId="67F59075">
             <wp:extent cx="5943600" cy="4756150"/>
@@ -2175,7 +1702,6 @@
         <w:rPr>
           <w:noProof/>
         </w:rPr>
-        <w:lastRenderedPageBreak/>
         <w:drawing>
           <wp:inline distT="0" distB="0" distL="0" distR="0" wp14:anchorId="4B4D7470" wp14:editId="52B3C4D9">
             <wp:extent cx="5943600" cy="3587750"/>
